--- a/src/data/cover_letters_2026-03-24/primelis_jobs_data-science-consultant_levallois-perret.docx
+++ b/src/data/cover_letters_2026-03-24/primelis_jobs_data-science-consultant_levallois-perret.docx
@@ -33,7 +33,7 @@
         <w:spacing w:after="0"/>
       </w:pPr>
       <w:r>
-        <w:t>These opportunities have allowed me to sharpen my Python skills while working with the modern data stack (check my GitHub: https://github.com/ohassanaly). I bridge the gap between those technologies and domain experts to create business value. I have advanced expertise in SQL and proficiency in Python for data analysis, essential for transforming complex data into actionable insights. I realized that I have strong presentation and communication skills, and am very good at giving presentations to technical and executive audiences. For instance, I currently teach lectures on data warehouses and artificial intelligence at Paris Cité University to Master's students in health sciences.</w:t>
+        <w:t>These opportunities have allowed me to sharpen my Python skills while working with the modern data stack (check my GitHub: https://github.com/ohassanaly). I bridge the gap between those technologies and domain experts to create business value. I have advanced expertise in SQL and proficiency in Python for data analysis, aligning with your role’s requirement. My experience includes working with the Google Cloud Platform ecosystem, where I have helped shape digital strategies similar to your agency's focus.</w:t>
       </w:r>
     </w:p>
     <w:p>
@@ -59,7 +59,7 @@
         <w:spacing w:after="0"/>
       </w:pPr>
       <w:r>
-        <w:t>In my spare time, I make sure to stay up to date with the latest advances in my field by following the SuperDataScience podcast, as well as major tech players such as Sam Altman and Andrej Karpathy. I also like to sharpen my business acumen by following Matthieu Stefani's Génération do It Yourself podcast. I am currently deeply fascinated by the subject of agent-based AI and by all the use cases that harness its potential to create business value.</w:t>
+        <w:t>In my spare time, I make sure to stay up to date with the latest advances in my field by following the SuperDataScience podcast, as well as major tech players such as Sam Altman and Andrej Karpathy. I also like to sharpen my business acumen by following Matthieu Stefani's Génération do It Yourself podcast. I am currently deeply fascinated by agent-based AI and its potential to create business value, which is essential for transforming complex data into actionable insights as your job description highlights.</w:t>
       </w:r>
     </w:p>
     <w:p>
@@ -72,20 +72,7 @@
         <w:spacing w:after="0"/>
       </w:pPr>
       <w:r>
-        <w:t>Dynamic, curious, and aware of the importance of teamwork in order to achieve more, I combine technical expertise with presentation and communication skills. My experience aligns well with the role of a Data Science Consultant at Primelis, where I am excited about the opportunity to lead full lifecycle data projects, mentor junior profiles, and contribute to fostering a data-driven culture. I am enthusiastic about helping organizations optimize their digital performance through strategic data insights and leveraging my digital marketing culture.</w:t>
-      </w:r>
-    </w:p>
-    <w:p>
-      <w:pPr>
-        <w:spacing w:after="0"/>
-      </w:pPr>
-    </w:p>
-    <w:p>
-      <w:pPr>
-        <w:spacing w:after="0"/>
-      </w:pPr>
-      <w:r>
-        <w:t>I am eager to bring my expertise to Primelis and contribute to the agency’s ambitious growth trajectory. Thank you for considering my application. I look forward to the opportunity to discuss how I can add value to your team.</w:t>
+        <w:t>Dynamic, curious, and aware of the importance of teamwork in order to achieve more, I combine technical expertise with presentation and communication skills, making me highly comfortable in client-facing situations. I firmly believe that human interactions help us grow and I am enthusiastic about helping organizations to get the most out of their data assets, perfectly aligning with Primelis’ ambition to promote a data-driven culture and optimize acquisition strategies.</w:t>
       </w:r>
     </w:p>
     <w:sectPr>
